--- a/Knowledge/3-Work knowledge/1-Software Engineering/2-General Technologies/2-Version Control System/1-Git, GitHub and GitLab/5-My Source/19-Git Aliases.docx
+++ b/Knowledge/3-Work knowledge/1-Software Engineering/2-General Technologies/2-Version Control System/1-Git, GitHub and GitLab/5-My Source/19-Git Aliases.docx
@@ -16847,7 +16847,117 @@
           <w:sz w:val="18"/>
           <w:highlight w:val="lightGray"/>
         </w:rPr>
-        <w:t># Source: ScreenShots</w:t>
+        <w:t xml:space="preserve"># Source: </w:t>
+      </w:r>
+      <w:r>
+        <w:rPr>
+          <w:rFonts w:ascii="Arial" w:hAnsi="Arial" w:eastAsia="Arial" w:cs="Arial"/>
+          <w:b/>
+          <w:i w:val="0"/>
+          <w:color w:val="000000"/>
+          <w:sz w:val="18"/>
+          <w:highlight w:val="lightGray"/>
+        </w:rPr>
+        <w:t>S</w:t>
+      </w:r>
+      <w:r>
+        <w:rPr>
+          <w:rFonts w:ascii="Arial" w:hAnsi="Arial" w:eastAsia="Arial" w:cs="Arial"/>
+          <w:b/>
+          <w:i w:val="0"/>
+          <w:color w:val="000000"/>
+          <w:sz w:val="18"/>
+          <w:highlight w:val="lightGray"/>
+        </w:rPr>
+        <w:t>c</w:t>
+      </w:r>
+      <w:r>
+        <w:rPr>
+          <w:rFonts w:ascii="Arial" w:hAnsi="Arial" w:eastAsia="Arial" w:cs="Arial"/>
+          <w:b/>
+          <w:i w:val="0"/>
+          <w:color w:val="000000"/>
+          <w:sz w:val="18"/>
+          <w:highlight w:val="lightGray"/>
+        </w:rPr>
+        <w:t>r</w:t>
+      </w:r>
+      <w:r>
+        <w:rPr>
+          <w:rFonts w:ascii="Arial" w:hAnsi="Arial" w:eastAsia="Arial" w:cs="Arial"/>
+          <w:b/>
+          <w:i w:val="0"/>
+          <w:color w:val="000000"/>
+          <w:sz w:val="18"/>
+          <w:highlight w:val="lightGray"/>
+        </w:rPr>
+        <w:t>e</w:t>
+      </w:r>
+      <w:r>
+        <w:rPr>
+          <w:rFonts w:ascii="Arial" w:hAnsi="Arial" w:eastAsia="Arial" w:cs="Arial"/>
+          <w:b/>
+          <w:i w:val="0"/>
+          <w:color w:val="000000"/>
+          <w:sz w:val="18"/>
+          <w:highlight w:val="lightGray"/>
+        </w:rPr>
+        <w:t>e</w:t>
+      </w:r>
+      <w:r>
+        <w:rPr>
+          <w:rFonts w:ascii="Arial" w:hAnsi="Arial" w:eastAsia="Arial" w:cs="Arial"/>
+          <w:b/>
+          <w:i w:val="0"/>
+          <w:color w:val="000000"/>
+          <w:sz w:val="18"/>
+          <w:highlight w:val="lightGray"/>
+        </w:rPr>
+        <w:t>n</w:t>
+      </w:r>
+      <w:r>
+        <w:rPr>
+          <w:rFonts w:ascii="Arial" w:hAnsi="Arial" w:eastAsia="Arial" w:cs="Arial"/>
+          <w:b/>
+          <w:i w:val="0"/>
+          <w:color w:val="000000"/>
+          <w:sz w:val="18"/>
+          <w:highlight w:val="lightGray"/>
+        </w:rPr>
+        <w:t>S</w:t>
+      </w:r>
+      <w:r>
+        <w:rPr>
+          <w:rFonts w:ascii="Arial" w:hAnsi="Arial" w:eastAsia="Arial" w:cs="Arial"/>
+          <w:b/>
+          <w:i w:val="0"/>
+          <w:color w:val="000000"/>
+          <w:sz w:val="18"/>
+          <w:highlight w:val="lightGray"/>
+        </w:rPr>
+        <w:t>h</w:t>
+      </w:r>
+      <w:r>
+        <w:rPr>
+          <w:rFonts w:ascii="Arial" w:hAnsi="Arial" w:eastAsia="Arial" w:cs="Arial"/>
+          <w:b/>
+          <w:i w:val="0"/>
+          <w:color w:val="000000"/>
+          <w:sz w:val="18"/>
+          <w:highlight w:val="lightGray"/>
+        </w:rPr>
+        <w:t>o</w:t>
+      </w:r>
+      <w:r>
+        <w:rPr>
+          <w:rFonts w:ascii="Arial" w:hAnsi="Arial" w:eastAsia="Arial" w:cs="Arial"/>
+          <w:b/>
+          <w:i w:val="0"/>
+          <w:color w:val="000000"/>
+          <w:sz w:val="18"/>
+          <w:highlight w:val="lightGray"/>
+        </w:rPr>
+        <w:t>t</w:t>
       </w:r>
       <w:r>
         <w:rPr>
@@ -16910,7 +17020,7 @@
       </w:r>
       <w:r>
         <w:rPr>
-          <w:rFonts w:ascii="Arial" w:eastAsia="Arial" w:hAnsi="Arial" w:cs="Arial"/>
+          <w:rFonts w:ascii="Arial" w:hAnsi="Arial"/>
           <w:b/>
           <w:color w:val="000000"/>
           <w:sz w:val="18"/>
@@ -16920,7 +17030,7 @@
       </w:r>
       <w:r>
         <w:rPr>
-          <w:rFonts w:ascii="Arial" w:eastAsia="Arial" w:hAnsi="Arial" w:cs="Arial"/>
+          <w:rFonts w:ascii="Arial" w:hAnsi="Arial"/>
           <w:color w:val="000000"/>
           <w:sz w:val="18"/>
           <w:highlight w:val="lightGray"/>
@@ -17223,7 +17333,117 @@
           <w:sz w:val="18"/>
           <w:highlight w:val="lightGray"/>
         </w:rPr>
-        <w:t># Source: ScreenShots</w:t>
+        <w:t xml:space="preserve"># Source: </w:t>
+      </w:r>
+      <w:r>
+        <w:rPr>
+          <w:rFonts w:ascii="Arial" w:hAnsi="Arial" w:eastAsia="Arial" w:cs="Arial"/>
+          <w:b/>
+          <w:i w:val="0"/>
+          <w:color w:val="000000"/>
+          <w:sz w:val="18"/>
+          <w:highlight w:val="lightGray"/>
+        </w:rPr>
+        <w:t>S</w:t>
+      </w:r>
+      <w:r>
+        <w:rPr>
+          <w:rFonts w:ascii="Arial" w:hAnsi="Arial" w:eastAsia="Arial" w:cs="Arial"/>
+          <w:b/>
+          <w:i w:val="0"/>
+          <w:color w:val="000000"/>
+          <w:sz w:val="18"/>
+          <w:highlight w:val="lightGray"/>
+        </w:rPr>
+        <w:t>c</w:t>
+      </w:r>
+      <w:r>
+        <w:rPr>
+          <w:rFonts w:ascii="Arial" w:hAnsi="Arial" w:eastAsia="Arial" w:cs="Arial"/>
+          <w:b/>
+          <w:i w:val="0"/>
+          <w:color w:val="000000"/>
+          <w:sz w:val="18"/>
+          <w:highlight w:val="lightGray"/>
+        </w:rPr>
+        <w:t>r</w:t>
+      </w:r>
+      <w:r>
+        <w:rPr>
+          <w:rFonts w:ascii="Arial" w:hAnsi="Arial" w:eastAsia="Arial" w:cs="Arial"/>
+          <w:b/>
+          <w:i w:val="0"/>
+          <w:color w:val="000000"/>
+          <w:sz w:val="18"/>
+          <w:highlight w:val="lightGray"/>
+        </w:rPr>
+        <w:t>e</w:t>
+      </w:r>
+      <w:r>
+        <w:rPr>
+          <w:rFonts w:ascii="Arial" w:hAnsi="Arial" w:eastAsia="Arial" w:cs="Arial"/>
+          <w:b/>
+          <w:i w:val="0"/>
+          <w:color w:val="000000"/>
+          <w:sz w:val="18"/>
+          <w:highlight w:val="lightGray"/>
+        </w:rPr>
+        <w:t>e</w:t>
+      </w:r>
+      <w:r>
+        <w:rPr>
+          <w:rFonts w:ascii="Arial" w:hAnsi="Arial" w:eastAsia="Arial" w:cs="Arial"/>
+          <w:b/>
+          <w:i w:val="0"/>
+          <w:color w:val="000000"/>
+          <w:sz w:val="18"/>
+          <w:highlight w:val="lightGray"/>
+        </w:rPr>
+        <w:t>n</w:t>
+      </w:r>
+      <w:r>
+        <w:rPr>
+          <w:rFonts w:ascii="Arial" w:hAnsi="Arial" w:eastAsia="Arial" w:cs="Arial"/>
+          <w:b/>
+          <w:i w:val="0"/>
+          <w:color w:val="000000"/>
+          <w:sz w:val="18"/>
+          <w:highlight w:val="lightGray"/>
+        </w:rPr>
+        <w:t>S</w:t>
+      </w:r>
+      <w:r>
+        <w:rPr>
+          <w:rFonts w:ascii="Arial" w:hAnsi="Arial" w:eastAsia="Arial" w:cs="Arial"/>
+          <w:b/>
+          <w:i w:val="0"/>
+          <w:color w:val="000000"/>
+          <w:sz w:val="18"/>
+          <w:highlight w:val="lightGray"/>
+        </w:rPr>
+        <w:t>h</w:t>
+      </w:r>
+      <w:r>
+        <w:rPr>
+          <w:rFonts w:ascii="Arial" w:hAnsi="Arial" w:eastAsia="Arial" w:cs="Arial"/>
+          <w:b/>
+          <w:i w:val="0"/>
+          <w:color w:val="000000"/>
+          <w:sz w:val="18"/>
+          <w:highlight w:val="lightGray"/>
+        </w:rPr>
+        <w:t>o</w:t>
+      </w:r>
+      <w:r>
+        <w:rPr>
+          <w:rFonts w:ascii="Arial" w:hAnsi="Arial" w:eastAsia="Arial" w:cs="Arial"/>
+          <w:b/>
+          <w:i w:val="0"/>
+          <w:color w:val="000000"/>
+          <w:sz w:val="18"/>
+          <w:highlight w:val="lightGray"/>
+        </w:rPr>
+        <w:t>t</w:t>
       </w:r>
       <w:r>
         <w:rPr>
@@ -17286,7 +17506,7 @@
       </w:r>
       <w:r>
         <w:rPr>
-          <w:rFonts w:ascii="Arial" w:eastAsia="Arial" w:hAnsi="Arial" w:cs="Arial"/>
+          <w:rFonts w:ascii="Arial" w:hAnsi="Arial"/>
           <w:b/>
           <w:color w:val="000000"/>
           <w:sz w:val="18"/>
@@ -17296,7 +17516,7 @@
       </w:r>
       <w:r>
         <w:rPr>
-          <w:rFonts w:ascii="Arial" w:eastAsia="Arial" w:hAnsi="Arial" w:cs="Arial"/>
+          <w:rFonts w:ascii="Arial" w:hAnsi="Arial"/>
           <w:color w:val="000000"/>
           <w:sz w:val="18"/>
           <w:highlight w:val="lightGray"/>
@@ -17554,7 +17774,117 @@
           <w:sz w:val="18"/>
           <w:highlight w:val="lightGray"/>
         </w:rPr>
-        <w:t># Source: ScreenShots</w:t>
+        <w:t xml:space="preserve"># Source: </w:t>
+      </w:r>
+      <w:r>
+        <w:rPr>
+          <w:rFonts w:ascii="Arial" w:hAnsi="Arial" w:eastAsia="Arial" w:cs="Arial"/>
+          <w:b/>
+          <w:i w:val="0"/>
+          <w:color w:val="000000"/>
+          <w:sz w:val="18"/>
+          <w:highlight w:val="lightGray"/>
+        </w:rPr>
+        <w:t>S</w:t>
+      </w:r>
+      <w:r>
+        <w:rPr>
+          <w:rFonts w:ascii="Arial" w:hAnsi="Arial" w:eastAsia="Arial" w:cs="Arial"/>
+          <w:b/>
+          <w:i w:val="0"/>
+          <w:color w:val="000000"/>
+          <w:sz w:val="18"/>
+          <w:highlight w:val="lightGray"/>
+        </w:rPr>
+        <w:t>c</w:t>
+      </w:r>
+      <w:r>
+        <w:rPr>
+          <w:rFonts w:ascii="Arial" w:hAnsi="Arial" w:eastAsia="Arial" w:cs="Arial"/>
+          <w:b/>
+          <w:i w:val="0"/>
+          <w:color w:val="000000"/>
+          <w:sz w:val="18"/>
+          <w:highlight w:val="lightGray"/>
+        </w:rPr>
+        <w:t>r</w:t>
+      </w:r>
+      <w:r>
+        <w:rPr>
+          <w:rFonts w:ascii="Arial" w:hAnsi="Arial" w:eastAsia="Arial" w:cs="Arial"/>
+          <w:b/>
+          <w:i w:val="0"/>
+          <w:color w:val="000000"/>
+          <w:sz w:val="18"/>
+          <w:highlight w:val="lightGray"/>
+        </w:rPr>
+        <w:t>e</w:t>
+      </w:r>
+      <w:r>
+        <w:rPr>
+          <w:rFonts w:ascii="Arial" w:hAnsi="Arial" w:eastAsia="Arial" w:cs="Arial"/>
+          <w:b/>
+          <w:i w:val="0"/>
+          <w:color w:val="000000"/>
+          <w:sz w:val="18"/>
+          <w:highlight w:val="lightGray"/>
+        </w:rPr>
+        <w:t>e</w:t>
+      </w:r>
+      <w:r>
+        <w:rPr>
+          <w:rFonts w:ascii="Arial" w:hAnsi="Arial" w:eastAsia="Arial" w:cs="Arial"/>
+          <w:b/>
+          <w:i w:val="0"/>
+          <w:color w:val="000000"/>
+          <w:sz w:val="18"/>
+          <w:highlight w:val="lightGray"/>
+        </w:rPr>
+        <w:t>n</w:t>
+      </w:r>
+      <w:r>
+        <w:rPr>
+          <w:rFonts w:ascii="Arial" w:hAnsi="Arial" w:eastAsia="Arial" w:cs="Arial"/>
+          <w:b/>
+          <w:i w:val="0"/>
+          <w:color w:val="000000"/>
+          <w:sz w:val="18"/>
+          <w:highlight w:val="lightGray"/>
+        </w:rPr>
+        <w:t>S</w:t>
+      </w:r>
+      <w:r>
+        <w:rPr>
+          <w:rFonts w:ascii="Arial" w:hAnsi="Arial" w:eastAsia="Arial" w:cs="Arial"/>
+          <w:b/>
+          <w:i w:val="0"/>
+          <w:color w:val="000000"/>
+          <w:sz w:val="18"/>
+          <w:highlight w:val="lightGray"/>
+        </w:rPr>
+        <w:t>h</w:t>
+      </w:r>
+      <w:r>
+        <w:rPr>
+          <w:rFonts w:ascii="Arial" w:hAnsi="Arial" w:eastAsia="Arial" w:cs="Arial"/>
+          <w:b/>
+          <w:i w:val="0"/>
+          <w:color w:val="000000"/>
+          <w:sz w:val="18"/>
+          <w:highlight w:val="lightGray"/>
+        </w:rPr>
+        <w:t>o</w:t>
+      </w:r>
+      <w:r>
+        <w:rPr>
+          <w:rFonts w:ascii="Arial" w:hAnsi="Arial" w:eastAsia="Arial" w:cs="Arial"/>
+          <w:b/>
+          <w:i w:val="0"/>
+          <w:color w:val="000000"/>
+          <w:sz w:val="18"/>
+          <w:highlight w:val="lightGray"/>
+        </w:rPr>
+        <w:t>t</w:t>
       </w:r>
       <w:r>
         <w:rPr>
@@ -17617,7 +17947,7 @@
       </w:r>
       <w:r>
         <w:rPr>
-          <w:rFonts w:ascii="Arial" w:eastAsia="Arial" w:hAnsi="Arial" w:cs="Arial"/>
+          <w:rFonts w:ascii="Arial" w:hAnsi="Arial"/>
           <w:b/>
           <w:color w:val="000000"/>
           <w:sz w:val="18"/>
@@ -17627,7 +17957,7 @@
       </w:r>
       <w:r>
         <w:rPr>
-          <w:rFonts w:ascii="Arial" w:eastAsia="Arial" w:hAnsi="Arial" w:cs="Arial"/>
+          <w:rFonts w:ascii="Arial" w:hAnsi="Arial"/>
           <w:color w:val="000000"/>
           <w:sz w:val="18"/>
           <w:highlight w:val="lightGray"/>
@@ -17786,7 +18116,117 @@
           <w:sz w:val="18"/>
           <w:highlight w:val="lightGray"/>
         </w:rPr>
-        <w:t># Source: ScreenShots</w:t>
+        <w:t xml:space="preserve"># Source: </w:t>
+      </w:r>
+      <w:r>
+        <w:rPr>
+          <w:rFonts w:ascii="Arial" w:hAnsi="Arial" w:eastAsia="Arial" w:cs="Arial"/>
+          <w:b/>
+          <w:i w:val="0"/>
+          <w:color w:val="000000"/>
+          <w:sz w:val="18"/>
+          <w:highlight w:val="lightGray"/>
+        </w:rPr>
+        <w:t>S</w:t>
+      </w:r>
+      <w:r>
+        <w:rPr>
+          <w:rFonts w:ascii="Arial" w:hAnsi="Arial" w:eastAsia="Arial" w:cs="Arial"/>
+          <w:b/>
+          <w:i w:val="0"/>
+          <w:color w:val="000000"/>
+          <w:sz w:val="18"/>
+          <w:highlight w:val="lightGray"/>
+        </w:rPr>
+        <w:t>c</w:t>
+      </w:r>
+      <w:r>
+        <w:rPr>
+          <w:rFonts w:ascii="Arial" w:hAnsi="Arial" w:eastAsia="Arial" w:cs="Arial"/>
+          <w:b/>
+          <w:i w:val="0"/>
+          <w:color w:val="000000"/>
+          <w:sz w:val="18"/>
+          <w:highlight w:val="lightGray"/>
+        </w:rPr>
+        <w:t>r</w:t>
+      </w:r>
+      <w:r>
+        <w:rPr>
+          <w:rFonts w:ascii="Arial" w:hAnsi="Arial" w:eastAsia="Arial" w:cs="Arial"/>
+          <w:b/>
+          <w:i w:val="0"/>
+          <w:color w:val="000000"/>
+          <w:sz w:val="18"/>
+          <w:highlight w:val="lightGray"/>
+        </w:rPr>
+        <w:t>e</w:t>
+      </w:r>
+      <w:r>
+        <w:rPr>
+          <w:rFonts w:ascii="Arial" w:hAnsi="Arial" w:eastAsia="Arial" w:cs="Arial"/>
+          <w:b/>
+          <w:i w:val="0"/>
+          <w:color w:val="000000"/>
+          <w:sz w:val="18"/>
+          <w:highlight w:val="lightGray"/>
+        </w:rPr>
+        <w:t>e</w:t>
+      </w:r>
+      <w:r>
+        <w:rPr>
+          <w:rFonts w:ascii="Arial" w:hAnsi="Arial" w:eastAsia="Arial" w:cs="Arial"/>
+          <w:b/>
+          <w:i w:val="0"/>
+          <w:color w:val="000000"/>
+          <w:sz w:val="18"/>
+          <w:highlight w:val="lightGray"/>
+        </w:rPr>
+        <w:t>n</w:t>
+      </w:r>
+      <w:r>
+        <w:rPr>
+          <w:rFonts w:ascii="Arial" w:hAnsi="Arial" w:eastAsia="Arial" w:cs="Arial"/>
+          <w:b/>
+          <w:i w:val="0"/>
+          <w:color w:val="000000"/>
+          <w:sz w:val="18"/>
+          <w:highlight w:val="lightGray"/>
+        </w:rPr>
+        <w:t>S</w:t>
+      </w:r>
+      <w:r>
+        <w:rPr>
+          <w:rFonts w:ascii="Arial" w:hAnsi="Arial" w:eastAsia="Arial" w:cs="Arial"/>
+          <w:b/>
+          <w:i w:val="0"/>
+          <w:color w:val="000000"/>
+          <w:sz w:val="18"/>
+          <w:highlight w:val="lightGray"/>
+        </w:rPr>
+        <w:t>h</w:t>
+      </w:r>
+      <w:r>
+        <w:rPr>
+          <w:rFonts w:ascii="Arial" w:hAnsi="Arial" w:eastAsia="Arial" w:cs="Arial"/>
+          <w:b/>
+          <w:i w:val="0"/>
+          <w:color w:val="000000"/>
+          <w:sz w:val="18"/>
+          <w:highlight w:val="lightGray"/>
+        </w:rPr>
+        <w:t>o</w:t>
+      </w:r>
+      <w:r>
+        <w:rPr>
+          <w:rFonts w:ascii="Arial" w:hAnsi="Arial" w:eastAsia="Arial" w:cs="Arial"/>
+          <w:b/>
+          <w:i w:val="0"/>
+          <w:color w:val="000000"/>
+          <w:sz w:val="18"/>
+          <w:highlight w:val="lightGray"/>
+        </w:rPr>
+        <w:t>t</w:t>
       </w:r>
       <w:r>
         <w:rPr>
@@ -17849,7 +18289,7 @@
       </w:r>
       <w:r>
         <w:rPr>
-          <w:rFonts w:ascii="Arial" w:eastAsia="Arial" w:hAnsi="Arial" w:cs="Arial"/>
+          <w:rFonts w:ascii="Arial" w:hAnsi="Arial"/>
           <w:b/>
           <w:color w:val="000000"/>
           <w:sz w:val="18"/>
@@ -17859,7 +18299,7 @@
       </w:r>
       <w:r>
         <w:rPr>
-          <w:rFonts w:ascii="Arial" w:eastAsia="Arial" w:hAnsi="Arial" w:cs="Arial"/>
+          <w:rFonts w:ascii="Arial" w:hAnsi="Arial"/>
           <w:color w:val="000000"/>
           <w:sz w:val="18"/>
           <w:highlight w:val="lightGray"/>
@@ -18020,7 +18460,117 @@
           <w:sz w:val="18"/>
           <w:highlight w:val="lightGray"/>
         </w:rPr>
-        <w:t># Source: ScreenShots</w:t>
+        <w:t xml:space="preserve"># Source: </w:t>
+      </w:r>
+      <w:r>
+        <w:rPr>
+          <w:rFonts w:ascii="Arial" w:hAnsi="Arial" w:eastAsia="Arial" w:cs="Arial"/>
+          <w:b/>
+          <w:i w:val="0"/>
+          <w:color w:val="000000"/>
+          <w:sz w:val="18"/>
+          <w:highlight w:val="lightGray"/>
+        </w:rPr>
+        <w:t>S</w:t>
+      </w:r>
+      <w:r>
+        <w:rPr>
+          <w:rFonts w:ascii="Arial" w:hAnsi="Arial" w:eastAsia="Arial" w:cs="Arial"/>
+          <w:b/>
+          <w:i w:val="0"/>
+          <w:color w:val="000000"/>
+          <w:sz w:val="18"/>
+          <w:highlight w:val="lightGray"/>
+        </w:rPr>
+        <w:t>c</w:t>
+      </w:r>
+      <w:r>
+        <w:rPr>
+          <w:rFonts w:ascii="Arial" w:hAnsi="Arial" w:eastAsia="Arial" w:cs="Arial"/>
+          <w:b/>
+          <w:i w:val="0"/>
+          <w:color w:val="000000"/>
+          <w:sz w:val="18"/>
+          <w:highlight w:val="lightGray"/>
+        </w:rPr>
+        <w:t>r</w:t>
+      </w:r>
+      <w:r>
+        <w:rPr>
+          <w:rFonts w:ascii="Arial" w:hAnsi="Arial" w:eastAsia="Arial" w:cs="Arial"/>
+          <w:b/>
+          <w:i w:val="0"/>
+          <w:color w:val="000000"/>
+          <w:sz w:val="18"/>
+          <w:highlight w:val="lightGray"/>
+        </w:rPr>
+        <w:t>e</w:t>
+      </w:r>
+      <w:r>
+        <w:rPr>
+          <w:rFonts w:ascii="Arial" w:hAnsi="Arial" w:eastAsia="Arial" w:cs="Arial"/>
+          <w:b/>
+          <w:i w:val="0"/>
+          <w:color w:val="000000"/>
+          <w:sz w:val="18"/>
+          <w:highlight w:val="lightGray"/>
+        </w:rPr>
+        <w:t>e</w:t>
+      </w:r>
+      <w:r>
+        <w:rPr>
+          <w:rFonts w:ascii="Arial" w:hAnsi="Arial" w:eastAsia="Arial" w:cs="Arial"/>
+          <w:b/>
+          <w:i w:val="0"/>
+          <w:color w:val="000000"/>
+          <w:sz w:val="18"/>
+          <w:highlight w:val="lightGray"/>
+        </w:rPr>
+        <w:t>n</w:t>
+      </w:r>
+      <w:r>
+        <w:rPr>
+          <w:rFonts w:ascii="Arial" w:hAnsi="Arial" w:eastAsia="Arial" w:cs="Arial"/>
+          <w:b/>
+          <w:i w:val="0"/>
+          <w:color w:val="000000"/>
+          <w:sz w:val="18"/>
+          <w:highlight w:val="lightGray"/>
+        </w:rPr>
+        <w:t>S</w:t>
+      </w:r>
+      <w:r>
+        <w:rPr>
+          <w:rFonts w:ascii="Arial" w:hAnsi="Arial" w:eastAsia="Arial" w:cs="Arial"/>
+          <w:b/>
+          <w:i w:val="0"/>
+          <w:color w:val="000000"/>
+          <w:sz w:val="18"/>
+          <w:highlight w:val="lightGray"/>
+        </w:rPr>
+        <w:t>h</w:t>
+      </w:r>
+      <w:r>
+        <w:rPr>
+          <w:rFonts w:ascii="Arial" w:hAnsi="Arial" w:eastAsia="Arial" w:cs="Arial"/>
+          <w:b/>
+          <w:i w:val="0"/>
+          <w:color w:val="000000"/>
+          <w:sz w:val="18"/>
+          <w:highlight w:val="lightGray"/>
+        </w:rPr>
+        <w:t>o</w:t>
+      </w:r>
+      <w:r>
+        <w:rPr>
+          <w:rFonts w:ascii="Arial" w:hAnsi="Arial" w:eastAsia="Arial" w:cs="Arial"/>
+          <w:b/>
+          <w:i w:val="0"/>
+          <w:color w:val="000000"/>
+          <w:sz w:val="18"/>
+          <w:highlight w:val="lightGray"/>
+        </w:rPr>
+        <w:t>t</w:t>
       </w:r>
       <w:r>
         <w:rPr>
@@ -18083,7 +18633,7 @@
       </w:r>
       <w:r>
         <w:rPr>
-          <w:rFonts w:ascii="Arial" w:eastAsia="Arial" w:hAnsi="Arial" w:cs="Arial"/>
+          <w:rFonts w:ascii="Arial" w:hAnsi="Arial"/>
           <w:b/>
           <w:color w:val="000000"/>
           <w:sz w:val="18"/>
@@ -18093,7 +18643,7 @@
       </w:r>
       <w:r>
         <w:rPr>
-          <w:rFonts w:ascii="Arial" w:eastAsia="Arial" w:hAnsi="Arial" w:cs="Arial"/>
+          <w:rFonts w:ascii="Arial" w:hAnsi="Arial"/>
           <w:color w:val="000000"/>
           <w:sz w:val="18"/>
           <w:highlight w:val="lightGray"/>
